--- a/Pruebas de aceptacion.docx
+++ b/Pruebas de aceptacion.docx
@@ -1,20 +1,27 @@
 
 <file path=word/document.xml><?xml version="1.0" encoding="utf-8"?>
-<w:document xmlns:wpc="http://schemas.microsoft.com/office/word/2010/wordprocessingCanvas" xmlns:cx="http://schemas.microsoft.com/office/drawing/2014/chartex" xmlns:cx1="http://schemas.microsoft.com/office/drawing/2015/9/8/chartex" xmlns:cx2="http://schemas.microsoft.com/office/drawing/2015/10/21/chartex" xmlns:cx3="http://schemas.microsoft.com/office/drawing/2016/5/9/chartex" xmlns:cx4="http://schemas.microsoft.com/office/drawing/2016/5/10/chartex" xmlns:cx5="http://schemas.microsoft.com/office/drawing/2016/5/11/chartex" xmlns:cx6="http://schemas.microsoft.com/office/drawing/2016/5/12/chartex" xmlns:cx7="http://schemas.microsoft.com/office/drawing/2016/5/13/chartex" xmlns:cx8="http://schemas.microsoft.com/office/drawing/2016/5/14/chartex" xmlns:mc="http://schemas.openxmlformats.org/markup-compatibility/2006" xmlns:aink="http://schemas.microsoft.com/office/drawing/2016/ink" xmlns:am3d="http://schemas.microsoft.com/office/drawing/2017/model3d" xmlns:o="urn:schemas-microsoft-com:office:office" xmlns:oel="http://schemas.microsoft.com/office/2019/extlst" xmlns:r="http://schemas.openxmlformats.org/officeDocument/2006/relationships" xmlns:m="http://schemas.openxmlformats.org/officeDocument/2006/math" xmlns:v="urn:schemas-microsoft-com:vml" xmlns:wp14="http://schemas.microsoft.com/office/word/2010/wordprocessingDrawing" xmlns:wp="http://schemas.openxmlformats.org/drawingml/2006/wordprocessingDrawing" xmlns:w10="urn:schemas-microsoft-com:office:word" xmlns:w="http://schemas.openxmlformats.org/wordprocessingml/2006/main" xmlns:w14="http://schemas.microsoft.com/office/word/2010/wordml" xmlns:w15="http://schemas.microsoft.com/office/word/2012/wordml" xmlns:w16cex="http://schemas.microsoft.com/office/word/2018/wordml/cex" xmlns:w16cid="http://schemas.microsoft.com/office/word/2016/wordml/cid" xmlns:w16="http://schemas.microsoft.com/office/word/2018/wordml" xmlns:w16du="http://schemas.microsoft.com/office/word/2023/wordml/word16du" xmlns:w16sdtdh="http://schemas.microsoft.com/office/word/2020/wordml/sdtdatahash" xmlns:w16sdtfl="http://schemas.microsoft.com/office/word/2024/wordml/sdtformatlock" xmlns:w16se="http://schemas.microsoft.com/office/word/2015/wordml/symex" xmlns:wpg="http://schemas.microsoft.com/office/word/2010/wordprocessingGroup" xmlns:wpi="http://schemas.microsoft.com/office/word/2010/wordprocessingInk" xmlns:wne="http://schemas.microsoft.com/office/word/2006/wordml" xmlns:wps="http://schemas.microsoft.com/office/word/2010/wordprocessingShape" mc:Ignorable="w14 w15 w16se w16cid w16 w16cex w16sdtdh w16sdtfl w16du wp14">
+<w:document xmlns:wpc="http://schemas.microsoft.com/office/word/2010/wordprocessingCanvas" xmlns:cx="http://schemas.microsoft.com/office/drawing/2014/chartex" xmlns:cx1="http://schemas.microsoft.com/office/drawing/2015/9/8/chartex" xmlns:cx2="http://schemas.microsoft.com/office/drawing/2015/10/21/chartex" xmlns:cx3="http://schemas.microsoft.com/office/drawing/2016/5/9/chartex" xmlns:cx4="http://schemas.microsoft.com/office/drawing/2016/5/10/chartex" xmlns:cx5="http://schemas.microsoft.com/office/drawing/2016/5/11/chartex" xmlns:cx6="http://schemas.microsoft.com/office/drawing/2016/5/12/chartex" xmlns:cx7="http://schemas.microsoft.com/office/drawing/2016/5/13/chartex" xmlns:cx8="http://schemas.microsoft.com/office/drawing/2016/5/14/chartex" xmlns:mc="http://schemas.openxmlformats.org/markup-compatibility/2006" xmlns:aink="http://schemas.microsoft.com/office/drawing/2016/ink" xmlns:am3d="http://schemas.microsoft.com/office/drawing/2017/model3d" xmlns:o="urn:schemas-microsoft-com:office:office" xmlns:r="http://schemas.openxmlformats.org/officeDocument/2006/relationships" xmlns:m="http://schemas.openxmlformats.org/officeDocument/2006/math" xmlns:v="urn:schemas-microsoft-com:vml" xmlns:wp14="http://schemas.microsoft.com/office/word/2010/wordprocessingDrawing" xmlns:wp="http://schemas.openxmlformats.org/drawingml/2006/wordprocessingDrawing" xmlns:w10="urn:schemas-microsoft-com:office:word" xmlns:w="http://schemas.openxmlformats.org/wordprocessingml/2006/main" xmlns:w14="http://schemas.microsoft.com/office/word/2010/wordml" xmlns:w15="http://schemas.microsoft.com/office/word/2012/wordml" xmlns:w16cex="http://schemas.microsoft.com/office/word/2018/wordml/cex" xmlns:w16cid="http://schemas.microsoft.com/office/word/2016/wordml/cid" xmlns:w16="http://schemas.microsoft.com/office/word/2018/wordml" xmlns:w16sdtdh="http://schemas.microsoft.com/office/word/2020/wordml/sdtdatahash" xmlns:w16se="http://schemas.microsoft.com/office/word/2015/wordml/symex" xmlns:wpg="http://schemas.microsoft.com/office/word/2010/wordprocessingGroup" xmlns:wpi="http://schemas.microsoft.com/office/word/2010/wordprocessingInk" xmlns:wne="http://schemas.microsoft.com/office/word/2006/wordml" xmlns:wps="http://schemas.microsoft.com/office/word/2010/wordprocessingShape" mc:Ignorable="w14 w15 w16se w16cid w16 w16cex w16sdtdh wp14">
   <w:body>
-    <w:p/>
     <w:p>
       <w:r>
-        <w:t>Juan quiere crear una torre automática con 4 copas.</w:t>
+        <w:t>Hola</w:t>
       </w:r>
     </w:p>
     <w:p>
       <w:r>
-        <w:t>Luego decide agregar tapas a la copa 1 y 2, pero después cambia de opinión y quiere invertir el orden de la torre.</w:t>
+        <w:t>Juan quiere crear una torre automática con 4 copas.</w:t>
       </w:r>
     </w:p>
     <w:p>
       <w:r>
+        <w:t>Luego decide agregar tapas a la copa 1 y 2, pero después cambia de opinión y quiere invertir el orden de la torre.</w:t>
+      </w:r>
+    </w:p>
+    <w:p>
+      <w:r>
+        <w:rPr>
+          <w:noProof/>
+        </w:rPr>
         <w:drawing>
           <wp:anchor distT="0" distB="0" distL="114300" distR="114300" simplePos="0" relativeHeight="251661312" behindDoc="0" locked="0" layoutInCell="1" allowOverlap="1" wp14:anchorId="4ACA833E" wp14:editId="4101683B">
             <wp:simplePos x="0" y="0"/>
@@ -132,6 +139,9 @@
         </w:drawing>
       </w:r>
       <w:r>
+        <w:rPr>
+          <w:noProof/>
+        </w:rPr>
         <w:drawing>
           <wp:anchor distT="0" distB="0" distL="114300" distR="114300" simplePos="0" relativeHeight="251659264" behindDoc="0" locked="0" layoutInCell="1" allowOverlap="1" wp14:anchorId="2762B322" wp14:editId="1F15252B">
             <wp:simplePos x="0" y="0"/>
@@ -189,6 +199,9 @@
         </w:drawing>
       </w:r>
       <w:r>
+        <w:rPr>
+          <w:noProof/>
+        </w:rPr>
         <w:drawing>
           <wp:anchor distT="0" distB="0" distL="114300" distR="114300" simplePos="0" relativeHeight="251658240" behindDoc="0" locked="0" layoutInCell="1" allowOverlap="1" wp14:anchorId="604EC7BF" wp14:editId="232D61FE">
             <wp:simplePos x="0" y="0"/>
@@ -401,6 +414,9 @@
         </w:rPr>
       </w:pPr>
       <w:r>
+        <w:rPr>
+          <w:noProof/>
+        </w:rPr>
         <w:drawing>
           <wp:anchor distT="0" distB="0" distL="114300" distR="114300" simplePos="0" relativeHeight="251663360" behindDoc="0" locked="0" layoutInCell="1" allowOverlap="1" wp14:anchorId="7CC9E7B5" wp14:editId="6F6224DF">
             <wp:simplePos x="0" y="0"/>
@@ -458,6 +474,9 @@
         </w:drawing>
       </w:r>
       <w:r>
+        <w:rPr>
+          <w:noProof/>
+        </w:rPr>
         <w:drawing>
           <wp:anchor distT="0" distB="0" distL="114300" distR="114300" simplePos="0" relativeHeight="251662336" behindDoc="0" locked="0" layoutInCell="1" allowOverlap="1" wp14:anchorId="7FFCD100" wp14:editId="1C471E4D">
             <wp:simplePos x="0" y="0"/>
@@ -523,6 +542,9 @@
     </w:p>
     <w:p>
       <w:r>
+        <w:rPr>
+          <w:noProof/>
+        </w:rPr>
         <w:drawing>
           <wp:anchor distT="0" distB="0" distL="114300" distR="114300" simplePos="0" relativeHeight="251666432" behindDoc="0" locked="0" layoutInCell="1" allowOverlap="1" wp14:anchorId="20FB8690" wp14:editId="28A9FC77">
             <wp:simplePos x="0" y="0"/>
@@ -580,6 +602,9 @@
         </w:drawing>
       </w:r>
       <w:r>
+        <w:rPr>
+          <w:noProof/>
+        </w:rPr>
         <w:drawing>
           <wp:anchor distT="0" distB="0" distL="114300" distR="114300" simplePos="0" relativeHeight="251665408" behindDoc="0" locked="0" layoutInCell="1" allowOverlap="1" wp14:anchorId="1AC7FA1A" wp14:editId="24B37D5A">
             <wp:simplePos x="0" y="0"/>
@@ -637,6 +662,9 @@
         </w:drawing>
       </w:r>
       <w:r>
+        <w:rPr>
+          <w:noProof/>
+        </w:rPr>
         <w:drawing>
           <wp:anchor distT="0" distB="0" distL="114300" distR="114300" simplePos="0" relativeHeight="251664384" behindDoc="0" locked="0" layoutInCell="1" allowOverlap="1" wp14:anchorId="5D708E12" wp14:editId="02BAA896">
             <wp:simplePos x="0" y="0"/>
@@ -705,7 +733,7 @@
 </file>
 
 <file path=word/styles.xml><?xml version="1.0" encoding="utf-8"?>
-<w:styles xmlns:mc="http://schemas.openxmlformats.org/markup-compatibility/2006" xmlns:r="http://schemas.openxmlformats.org/officeDocument/2006/relationships" xmlns:w="http://schemas.openxmlformats.org/wordprocessingml/2006/main" xmlns:w14="http://schemas.microsoft.com/office/word/2010/wordml" xmlns:w15="http://schemas.microsoft.com/office/word/2012/wordml" xmlns:w16cex="http://schemas.microsoft.com/office/word/2018/wordml/cex" xmlns:w16cid="http://schemas.microsoft.com/office/word/2016/wordml/cid" xmlns:w16="http://schemas.microsoft.com/office/word/2018/wordml" xmlns:w16du="http://schemas.microsoft.com/office/word/2023/wordml/word16du" xmlns:w16sdtdh="http://schemas.microsoft.com/office/word/2020/wordml/sdtdatahash" xmlns:w16sdtfl="http://schemas.microsoft.com/office/word/2024/wordml/sdtformatlock" xmlns:w16se="http://schemas.microsoft.com/office/word/2015/wordml/symex" mc:Ignorable="w14 w15 w16se w16cid w16 w16cex w16sdtdh w16sdtfl w16du">
+<w:styles xmlns:mc="http://schemas.openxmlformats.org/markup-compatibility/2006" xmlns:r="http://schemas.openxmlformats.org/officeDocument/2006/relationships" xmlns:w="http://schemas.openxmlformats.org/wordprocessingml/2006/main" xmlns:w14="http://schemas.microsoft.com/office/word/2010/wordml" xmlns:w15="http://schemas.microsoft.com/office/word/2012/wordml" xmlns:w16cex="http://schemas.microsoft.com/office/word/2018/wordml/cex" xmlns:w16cid="http://schemas.microsoft.com/office/word/2016/wordml/cid" xmlns:w16="http://schemas.microsoft.com/office/word/2018/wordml" xmlns:w16sdtdh="http://schemas.microsoft.com/office/word/2020/wordml/sdtdatahash" xmlns:w16se="http://schemas.microsoft.com/office/word/2015/wordml/symex" mc:Ignorable="w14 w15 w16se w16cid w16 w16cex w16sdtdh">
   <w:docDefaults>
     <w:rPrDefault>
       <w:rPr>
@@ -1307,6 +1335,7 @@
   <w:style w:type="character" w:default="1" w:styleId="Fuentedeprrafopredeter">
     <w:name w:val="Default Paragraph Font"/>
     <w:uiPriority w:val="1"/>
+    <w:semiHidden/>
     <w:unhideWhenUsed/>
   </w:style>
   <w:style w:type="table" w:default="1" w:styleId="Tablanormal">
